--- a/downloads/handouts/Unit 01/Handout 01.13 - Station Card Sheet Pan Nachos.docx
+++ b/downloads/handouts/Unit 01/Handout 01.13 - Station Card Sheet Pan Nachos.docx
@@ -876,9 +876,9 @@
       <w:pPr>
         <w:pStyle w:val="Heading3"/>
       </w:pPr>
-      <w:bookmarkStart w:id="28" w:name="X8d68d29c2b0883c2779b625e1c85140b00b69b2"/>
-      <w:r>
-        <w:t xml:space="preserve">Back of the card: the steps in Turkish, Portuguese, and Spanish</w:t>
+      <w:bookmarkStart w:id="28" w:name="back-of-the-card-the-steps-in-spanish"/>
+      <w:r>
+        <w:t xml:space="preserve">Back of the card: the steps in Spanish</w:t>
       </w:r>
       <w:bookmarkEnd w:id="28"/>
     </w:p>

--- a/downloads/handouts/Unit 01/Handout 01.13 - Station Card Sheet Pan Nachos.docx
+++ b/downloads/handouts/Unit 01/Handout 01.13 - Station Card Sheet Pan Nachos.docx
@@ -833,36 +833,68 @@
     </w:p>
     <w:p>
       <w:pPr>
-        <w:pStyle w:val="SourceCode"/>
-      </w:pPr>
-      <w:r>
-        <w:rPr>
-          <w:rStyle w:val="VerbatimChar"/>
-        </w:rPr>
-        <w:t xml:space="preserve">[ Station 1 ]     [ Station 2 ]     [ Station 3 ]</w:t>
-      </w:r>
-      <w:r>
-        <w:br/>
-      </w:r>
-      <w:r>
-        <w:br/>
-      </w:r>
-      <w:r>
-        <w:rPr>
-          <w:rStyle w:val="VerbatimChar"/>
-        </w:rPr>
-        <w:t xml:space="preserve">              &gt;&gt;  [ SALSA BAR ]  &lt;&lt;</w:t>
+        <w:pStyle w:val="CaptionedFigure"/>
+      </w:pPr>
+      <w:r>
+        <w:drawing>
+          <wp:inline>
+            <wp:extent cx="4572000" cy="2057400"/>
+            <wp:effectExtent b="0" l="0" r="0" t="0"/>
+            <wp:docPr descr="Three stations with the salsa bar on its own counter" title="" id="1" name="Picture"/>
+            <a:graphic>
+              <a:graphicData uri="http://schemas.openxmlformats.org/drawingml/2006/picture">
+                <pic:pic>
+                  <pic:nvPicPr>
+                    <pic:cNvPr descr="images/h0113-station-layout.png" id="0" name="Picture"/>
+                    <pic:cNvPicPr>
+                      <a:picLocks noChangeArrowheads="1" noChangeAspect="1"/>
+                    </pic:cNvPicPr>
+                  </pic:nvPicPr>
+                  <pic:blipFill>
+                    <a:blip r:embed="rId27"/>
+                    <a:stretch>
+                      <a:fillRect/>
+                    </a:stretch>
+                  </pic:blipFill>
+                  <pic:spPr bwMode="auto">
+                    <a:xfrm>
+                      <a:off x="0" y="0"/>
+                      <a:ext cx="4572000" cy="2057400"/>
+                    </a:xfrm>
+                    <a:prstGeom prst="rect">
+                      <a:avLst/>
+                    </a:prstGeom>
+                    <a:noFill/>
+                    <a:ln w="9525">
+                      <a:noFill/>
+                      <a:headEnd/>
+                      <a:tailEnd/>
+                    </a:ln>
+                  </pic:spPr>
+                </pic:pic>
+              </a:graphicData>
+            </a:graphic>
+          </wp:inline>
+        </w:drawing>
+      </w:r>
+    </w:p>
+    <w:p>
+      <w:pPr>
+        <w:pStyle w:val="ImageCaption"/>
+      </w:pPr>
+      <w:r>
+        <w:t xml:space="preserve">Three stations with the salsa bar on its own counter</w:t>
       </w:r>
     </w:p>
     <w:p>
       <w:pPr>
         <w:pStyle w:val="Heading3"/>
       </w:pPr>
-      <w:bookmarkStart w:id="27" w:name="cold-rule-from-lesson-1.2"/>
+      <w:bookmarkStart w:id="28" w:name="cold-rule-from-lesson-1.2"/>
       <w:r>
         <w:t xml:space="preserve">Cold rule (from Lesson 1.2)</w:t>
       </w:r>
-      <w:bookmarkEnd w:id="27"/>
+      <w:bookmarkEnd w:id="28"/>
     </w:p>
     <w:p>
       <w:pPr>
@@ -876,11 +908,11 @@
       <w:pPr>
         <w:pStyle w:val="Heading3"/>
       </w:pPr>
-      <w:bookmarkStart w:id="28" w:name="back-of-the-card-the-steps-in-spanish"/>
+      <w:bookmarkStart w:id="29" w:name="back-of-the-card-the-steps-in-spanish"/>
       <w:r>
         <w:t xml:space="preserve">Back of the card: the steps in Spanish</w:t>
       </w:r>
-      <w:bookmarkEnd w:id="28"/>
+      <w:bookmarkEnd w:id="29"/>
     </w:p>
     <w:p>
       <w:pPr>

--- a/downloads/handouts/Unit 01/Handout 01.13 - Station Card Sheet Pan Nachos.docx
+++ b/downloads/handouts/Unit 01/Handout 01.13 - Station Card Sheet Pan Nachos.docx
@@ -908,9 +908,9 @@
       <w:pPr>
         <w:pStyle w:val="Heading3"/>
       </w:pPr>
-      <w:bookmarkStart w:id="29" w:name="back-of-the-card-the-steps-in-spanish"/>
-      <w:r>
-        <w:t xml:space="preserve">Back of the card: the steps in Spanish</w:t>
+      <w:bookmarkStart w:id="29" w:name="back-of-the-card"/>
+      <w:r>
+        <w:t xml:space="preserve">Back of the card</w:t>
       </w:r>
       <w:bookmarkEnd w:id="29"/>
     </w:p>

--- a/downloads/handouts/Unit 01/Handout 01.13 - Station Card Sheet Pan Nachos.docx
+++ b/downloads/handouts/Unit 01/Handout 01.13 - Station Card Sheet Pan Nachos.docx
@@ -72,22 +72,22 @@
         <w:pStyle w:val="BodyText"/>
       </w:pPr>
       <w:r>
-        <w:t xml:space="preserve">Team names by role (first names only, written on Day 1):</w:t>
+        <w:t xml:space="preserve">Team names by role (first names only, written on Day 1; the same eight roles as Lab 1):</w:t>
       </w:r>
       <w:r>
         <w:t xml:space="preserve"> </w:t>
       </w:r>
       <w:r>
-        <w:t xml:space="preserve">Head Chef ______________ Sous Chef ______________ Prep Cook ______________ Sanitation Lead ______________ Label Reader ______________ Runner ______________ Timekeeper and Safety Officer ______________</w:t>
+        <w:t xml:space="preserve">Station Manager ______________ Head Cook ______________ Second Cook ______________ Prep Cook ______________ Helper Cook ______________ Toppings Chief ______________ Plate Builder ______________ Time Keeper ______________ (at seven students, the Station Manager keeps time)</w:t>
       </w:r>
     </w:p>
     <w:p>
       <w:pPr>
         <w:pStyle w:val="Heading3"/>
       </w:pPr>
-      <w:bookmarkStart w:id="22" w:name="Xa22ecf7dcf4f5e02b900634f39091d3f4377406"/>
-      <w:r>
-        <w:t xml:space="preserve">On the counter before we start (Head Chef checks the list, reports</w:t>
+      <w:bookmarkStart w:id="22" w:name="X6a6a89ce6f48a6bc3126750feaad4f55e6aea74"/>
+      <w:r>
+        <w:t xml:space="preserve">On the counter before we start (Station Manager checks the list, reports</w:t>
       </w:r>
       <w:r>
         <w:t xml:space="preserve"> </w:t>
@@ -127,7 +127,7 @@
         <w:pStyle w:val="Compact"/>
       </w:pPr>
       <w:r>
-        <w:t xml:space="preserve">☐ 1 cup shredded Mexican blend cheese (the Prep Cook measures it, or it is pre-measured)</w:t>
+        <w:t xml:space="preserve">☐ 1 cup shredded Mexican blend cheese (the Toppings Chief measures it, or it is pre-measured)</w:t>
       </w:r>
     </w:p>
     <w:p>
@@ -187,7 +187,7 @@
         <w:pStyle w:val="Compact"/>
       </w:pPr>
       <w:r>
-        <w:t xml:space="preserve">☐ 2 oven mitts and 1 trivet (they stay on the counter the whole time)</w:t>
+        <w:t xml:space="preserve">☐ 2 oven mitts and 1 trivet, the heat pad the hot pan sits on (they stay on the counter the whole time)</w:t>
       </w:r>
     </w:p>
     <w:p>
@@ -322,7 +322,7 @@
               <w:jc w:val="left"/>
             </w:pPr>
             <w:r>
-              <w:t xml:space="preserve">Wash hands, hair back, aprons. Station check. Head Chef reports</w:t>
+              <w:t xml:space="preserve">Wash hands, hair back, aprons. Station check. Head Cook reads the card aloud. Station Manager reports</w:t>
             </w:r>
             <w:r>
               <w:t xml:space="preserve"> </w:t>
@@ -345,7 +345,7 @@
               <w:jc w:val="left"/>
             </w:pPr>
             <w:r>
-              <w:t xml:space="preserve">Everyone; Head Chef</w:t>
+              <w:t xml:space="preserve">Everyone; Station Manager; Head Cook</w:t>
             </w:r>
           </w:p>
         </w:tc>
@@ -389,7 +389,7 @@
               <w:jc w:val="left"/>
             </w:pPr>
             <w:r>
-              <w:t xml:space="preserve">Sous Chef; Runner brings chips and cheese</w:t>
+              <w:t xml:space="preserve">Second Cook; Helper Cook brings chips and cheese; Toppings Chief measures the cheese</w:t>
             </w:r>
           </w:p>
         </w:tc>
@@ -422,7 +422,7 @@
               <w:t xml:space="preserve"> </w:t>
             </w:r>
             <w:r>
-              <w:t xml:space="preserve">Beans: pour into the colander at the sink, DRAIN AND RINSE under cold water, shake. Corn: DRAIN ONLY, do not rinse. Spread beans and corn over the chips. Cheese over everything, edge to edge. Head Chef checks the pan and calls</w:t>
+              <w:t xml:space="preserve">Beans: pour into the colander at the sink, DRAIN AND RINSE under cold water, shake. Corn: DRAIN ONLY, do not rinse. Spread beans and corn over the chips. Cheese over everything, edge to edge. Head Cook checks the pan and calls</w:t>
             </w:r>
             <w:r>
               <w:t xml:space="preserve"> </w:t>
@@ -440,7 +440,7 @@
               <w:t xml:space="preserve"> </w:t>
             </w:r>
             <w:r>
-              <w:t xml:space="preserve">Sanitation Lead wipes the counter and puts the cans in the recycling.</w:t>
+              <w:t xml:space="preserve">Station Manager wipes any spill; Helper Cook rinses the cans and puts them in the recycling.</w:t>
             </w:r>
           </w:p>
         </w:tc>
@@ -451,7 +451,7 @@
               <w:jc w:val="left"/>
             </w:pPr>
             <w:r>
-              <w:t xml:space="preserve">Prep Cook; Sous Chef; Head Chef; Sanitation Lead</w:t>
+              <w:t xml:space="preserve">Prep Cook; Second Cook; Toppings Chief; Head Cook; Station Manager; Helper Cook</w:t>
             </w:r>
           </w:p>
         </w:tc>
@@ -484,7 +484,7 @@
               <w:t xml:space="preserve"> </w:t>
             </w:r>
             <w:r>
-              <w:t xml:space="preserve">The teacher takes the pan to the oven. 8 to 10 minutes at 400 degrees F. Runner and Timekeeper bring the salsa and sour cream from the refrigerator to the salsa bar. Everyone else sits at home base for the label discussion. Label Reader speaks for the station. Timekeeper calls</w:t>
+              <w:t xml:space="preserve">The teacher takes the pan to the oven. 8 to 10 minutes at 400 degrees F. Plate Builder and Helper Cook bring the salsa and sour cream from the refrigerator to the salsa bar. Everyone else sits at home base for the label discussion. Toppings Chief speaks for the station. Time Keeper calls</w:t>
             </w:r>
             <w:r>
               <w:t xml:space="preserve"> </w:t>
@@ -513,7 +513,7 @@
               <w:jc w:val="left"/>
             </w:pPr>
             <w:r>
-              <w:t xml:space="preserve">Teacher at the oven; Runner; Timekeeper; Label Reader; everyone</w:t>
+              <w:t xml:space="preserve">Teacher at the oven; Plate Builder; Helper Cook; Toppings Chief; Time Keeper; everyone</w:t>
             </w:r>
           </w:p>
         </w:tc>
@@ -546,7 +546,7 @@
               <w:t xml:space="preserve"> </w:t>
             </w:r>
             <w:r>
-              <w:t xml:space="preserve">The teacher puts the pan on YOUR trivet. One minute, hands off. Then the Head Chef portions with the spatula, about one seventh per plate. Runner takes the plates to the salsa bar, one station at a time, and serves: 2 tablespoons salsa, 2 tablespoons sour cream (that is one serving of each). Sanitation Lead fills the sink with hot soapy water.</w:t>
+              <w:t xml:space="preserve">The teacher puts the pan on YOUR trivet. One minute, hands off; the Time Keeper counts it. Then the Head Cook portions with the spatula, about one seventh per plate. Plate Builder takes the plates to the salsa bar, one station at a time, and serves: 2 tablespoons salsa, 2 tablespoons sour cream (that is one serving of each). Station Manager fills the sink with hot soapy water.</w:t>
             </w:r>
           </w:p>
         </w:tc>
@@ -557,7 +557,7 @@
               <w:jc w:val="left"/>
             </w:pPr>
             <w:r>
-              <w:t xml:space="preserve">Head Chef; Runner; Sanitation Lead</w:t>
+              <w:t xml:space="preserve">Time Keeper; Head Cook; Plate Builder; Station Manager</w:t>
             </w:r>
           </w:p>
         </w:tc>
@@ -634,7 +634,7 @@
               <w:t xml:space="preserve"> </w:t>
             </w:r>
             <w:r>
-              <w:t xml:space="preserve">See the list below. Head Chef reports</w:t>
+              <w:t xml:space="preserve">See the list below. Station Manager reports</w:t>
             </w:r>
             <w:r>
               <w:t xml:space="preserve"> </w:t>
@@ -663,7 +663,7 @@
               <w:jc w:val="left"/>
             </w:pPr>
             <w:r>
-              <w:t xml:space="preserve">Sanitation Lead runs it; everyone cleans</w:t>
+              <w:t xml:space="preserve">Station Manager runs it; everyone cleans</w:t>
             </w:r>
           </w:p>
         </w:tc>
@@ -707,9 +707,9 @@
       <w:pPr>
         <w:pStyle w:val="Heading3"/>
       </w:pPr>
-      <w:bookmarkStart w:id="25" w:name="X47bc406a52e9492e26cbd108b6e8bd9336b7176"/>
-      <w:r>
-        <w:t xml:space="preserve">Clean and check (Sanitation Lead reads, everyone does, Head Chef reports)</w:t>
+      <w:bookmarkStart w:id="25" w:name="Xc3035b41606f1ff822e4463fabb76e019ea345f"/>
+      <w:r>
+        <w:t xml:space="preserve">Clean and check (Station Manager reads, everyone does their zone, Station Manager reports)</w:t>
       </w:r>
       <w:bookmarkEnd w:id="25"/>
     </w:p>
@@ -820,7 +820,7 @@
         <w:pStyle w:val="FirstParagraph"/>
       </w:pPr>
       <w:r>
-        <w:t xml:space="preserve">Salsa (2 tablespoons is a serving, 220 mg sodium). Sour cream (2 tablespoons is a serving, 15 mg sodium). One station at the bar at a time. The Runner serves. Plates come to the bar; the bar does not come to the plates.</w:t>
+        <w:t xml:space="preserve">Salsa (2 tablespoons is a serving, 220 mg sodium). Sour cream (2 tablespoons is a serving, 15 mg sodium). One station at the bar at a time. The Plate Builder serves. Plates come to the bar; the bar does not come to the plates.</w:t>
       </w:r>
     </w:p>
     <w:p>
@@ -828,7 +828,7 @@
         <w:pStyle w:val="BodyText"/>
       </w:pPr>
       <w:r>
-        <w:t xml:space="preserve">Traffic pattern (Runners draw it on Day 1):</w:t>
+        <w:t xml:space="preserve">Traffic pattern (Plate Builders draw it on Day 1):</w:t>
       </w:r>
     </w:p>
     <w:p>
@@ -901,7 +901,7 @@
         <w:pStyle w:val="FirstParagraph"/>
       </w:pPr>
       <w:r>
-        <w:t xml:space="preserve">Salsa and sour cream live in the refrigerator until minute 16. The Runner brings them out when the pans go in and puts them back at minute 36. Nothing dairy sits on a counter for more than 20 minutes today.</w:t>
+        <w:t xml:space="preserve">Salsa and sour cream live in the refrigerator until minute 16. The Plate Builder brings them out when the pans go in and puts them back at minute 36. Nothing dairy sits on a counter for more than 20 minutes today.</w:t>
       </w:r>
     </w:p>
     <w:p>
@@ -925,7 +925,7 @@
     <w:sectPr>
       <w:headerReference w:type="default" r:id="rId9"/>
       <w:pgSz w:w="12240" w:h="15840"/>
-      <w:pgMar w:top="1440" w:bottom="1440" w:left="1440" w:right="1440" w:header="504"/>
+      <w:pgMar w:top="1296" w:bottom="1296" w:left="1296" w:right="1296" w:header="504"/>
     </w:sectPr>
   </w:body>
 </w:document>
